--- a/docs/developpement/phases/word/PHASE_71_RAPPORT_DE_STOCK_PAR_EVENEMENT_CE_QUIL_TE_RESTE_EN_CLAIR_LE_NET_EN_DIR.docx
+++ b/docs/developpement/phases/word/PHASE_71_RAPPORT_DE_STOCK_PAR_EVENEMENT_CE_QUIL_TE_RESTE_EN_CLAIR_LE_NET_EN_DIR.docx
@@ -20,7 +20,7 @@
       <w:r>
         <w:t xml:space="preserve">FlaiX Expert · dossier de développement · généré le 2026-10-21 depuis le dépôt </w:t>
       </w:r>
-      <w:hyperlink w:history="1" r:id="rIdcaoodnq47kqfzzalp9pbp">
+      <w:hyperlink w:history="1" r:id="rIdnnzsyqpf06hhzezmfocxg">
         <w:r>
           <w:rPr>
             <w:rStyle w:val="Hyperlink"/>
@@ -598,7 +598,7 @@
           <w:numId w:val="2"/>
         </w:numPr>
       </w:pPr>
-      <w:hyperlink w:history="1" r:id="rIdmhckm6jzvtbuh_a6myjb4">
+      <w:hyperlink w:history="1" r:id="rIdia1cxl2yeggjtgo5hfovj">
         <w:r>
           <w:rPr>
             <w:rStyle w:val="Hyperlink"/>
@@ -618,7 +618,7 @@
           <w:numId w:val="2"/>
         </w:numPr>
       </w:pPr>
-      <w:hyperlink w:history="1" r:id="rIdxpjjeztvr_dy-17w2k0rn">
+      <w:hyperlink w:history="1" r:id="rIddf9afudi-fnlj5f9xhiwj">
         <w:r>
           <w:rPr>
             <w:rStyle w:val="Hyperlink"/>
@@ -638,7 +638,7 @@
           <w:numId w:val="2"/>
         </w:numPr>
       </w:pPr>
-      <w:hyperlink w:history="1" r:id="rIdrsb_nuq3enp44oviyuyrx">
+      <w:hyperlink w:history="1" r:id="rId6lgevewkpq8ogmoxo-pcn">
         <w:r>
           <w:rPr>
             <w:rStyle w:val="Hyperlink"/>
@@ -686,7 +686,7 @@
       <w:r>
         <w:t xml:space="preserve"> — modifié — </w:t>
       </w:r>
-      <w:hyperlink w:history="1" r:id="rIdsjaicrwnys9wu5ctpkvyv">
+      <w:hyperlink w:history="1" r:id="rIdz7lulofae5gryyfmtj8kj">
         <w:r>
           <w:rPr>
             <w:rStyle w:val="Hyperlink"/>
@@ -715,7 +715,7 @@
       <w:r>
         <w:t xml:space="preserve"> — modifié — </w:t>
       </w:r>
-      <w:hyperlink w:history="1" r:id="rIdfypmmldppsusaunm2niui">
+      <w:hyperlink w:history="1" r:id="rIdlf5wv2j9xjgalvxrvjecp">
         <w:r>
           <w:rPr>
             <w:rStyle w:val="Hyperlink"/>
@@ -744,7 +744,7 @@
       <w:r>
         <w:t xml:space="preserve"> — modifié — </w:t>
       </w:r>
-      <w:hyperlink w:history="1" r:id="rIdhw-n38vjettwz0_0btvxu">
+      <w:hyperlink w:history="1" r:id="rIdm-ndg26fpz3zeuotib6gd">
         <w:r>
           <w:rPr>
             <w:rStyle w:val="Hyperlink"/>
@@ -773,7 +773,7 @@
       <w:r>
         <w:t xml:space="preserve"> — modifié — </w:t>
       </w:r>
-      <w:hyperlink w:history="1" r:id="rId_yudnbatp0plhlh2y-roz">
+      <w:hyperlink w:history="1" r:id="rIdt5qk5ppcxluymqnuhflu2">
         <w:r>
           <w:rPr>
             <w:rStyle w:val="Hyperlink"/>
@@ -810,7 +810,7 @@
       <w:r>
         <w:t xml:space="preserve"> — modifié — </w:t>
       </w:r>
-      <w:hyperlink w:history="1" r:id="rId1pzhtg_gudbid_0wbrxjd">
+      <w:hyperlink w:history="1" r:id="rIdhchh760j4lgqjzwpfag9u">
         <w:r>
           <w:rPr>
             <w:rStyle w:val="Hyperlink"/>
@@ -839,7 +839,7 @@
       <w:r>
         <w:t xml:space="preserve"> — modifié — </w:t>
       </w:r>
-      <w:hyperlink w:history="1" r:id="rIdpqv6jbe4o7xqwnu_ld6gr">
+      <w:hyperlink w:history="1" r:id="rIdz-nqi8dax-gdbrgzv38zm">
         <w:r>
           <w:rPr>
             <w:rStyle w:val="Hyperlink"/>
@@ -876,7 +876,7 @@
       <w:r>
         <w:t xml:space="preserve"> — modifié — </w:t>
       </w:r>
-      <w:hyperlink w:history="1" r:id="rIdbxo9yoiwgvvbqi0ohsemy">
+      <w:hyperlink w:history="1" r:id="rId0d5078ro5jkfc3p7kypo8">
         <w:r>
           <w:rPr>
             <w:rStyle w:val="Hyperlink"/>
@@ -905,7 +905,7 @@
       <w:r>
         <w:t xml:space="preserve"> — modifié — </w:t>
       </w:r>
-      <w:hyperlink w:history="1" r:id="rIddxtrj7vorryavzn4apq4j">
+      <w:hyperlink w:history="1" r:id="rIdnsqh6jduwkv9b1lmniy8l">
         <w:r>
           <w:rPr>
             <w:rStyle w:val="Hyperlink"/>
@@ -942,7 +942,7 @@
       <w:r>
         <w:t xml:space="preserve"> — modifié — </w:t>
       </w:r>
-      <w:hyperlink w:history="1" r:id="rId5m-hyiwdbkanbq3yrp8l-">
+      <w:hyperlink w:history="1" r:id="rIdj6uchtppsji1i98fcnjzy">
         <w:r>
           <w:rPr>
             <w:rStyle w:val="Hyperlink"/>
@@ -971,7 +971,7 @@
       <w:r>
         <w:t xml:space="preserve"> — modifié — </w:t>
       </w:r>
-      <w:hyperlink w:history="1" r:id="rIdv3onylzlkqtbyabm2gz1s">
+      <w:hyperlink w:history="1" r:id="rIdn4sl8anxtbuqwoqf3qbov">
         <w:r>
           <w:rPr>
             <w:rStyle w:val="Hyperlink"/>
@@ -1000,7 +1000,7 @@
       <w:r>
         <w:t xml:space="preserve"> — modifié — </w:t>
       </w:r>
-      <w:hyperlink w:history="1" r:id="rIdz0cmox88dboboijmidnno">
+      <w:hyperlink w:history="1" r:id="rIdfyakvtmnmgeyhiqq7jfca">
         <w:r>
           <w:rPr>
             <w:rStyle w:val="Hyperlink"/>
@@ -1029,7 +1029,7 @@
       <w:r>
         <w:t xml:space="preserve"> — modifié — </w:t>
       </w:r>
-      <w:hyperlink w:history="1" r:id="rIdkcouw4disygjb14vw0r4u">
+      <w:hyperlink w:history="1" r:id="rIdsjnnscmpdjzfalilsr84i">
         <w:r>
           <w:rPr>
             <w:rStyle w:val="Hyperlink"/>
@@ -1058,7 +1058,7 @@
       <w:r>
         <w:t xml:space="preserve"> — modifié — </w:t>
       </w:r>
-      <w:hyperlink w:history="1" r:id="rIdlem0ou1wvprq108ijtxv2">
+      <w:hyperlink w:history="1" r:id="rId9ykixdqqnorlr6-uwvkmj">
         <w:r>
           <w:rPr>
             <w:rStyle w:val="Hyperlink"/>
@@ -1087,7 +1087,7 @@
       <w:r>
         <w:t xml:space="preserve"> — modifié — </w:t>
       </w:r>
-      <w:hyperlink w:history="1" r:id="rIdgstxccgrotddudifandm_">
+      <w:hyperlink w:history="1" r:id="rIdxe3z9ynbdd7kbayyavvbn">
         <w:r>
           <w:rPr>
             <w:rStyle w:val="Hyperlink"/>
@@ -1116,7 +1116,7 @@
       <w:r>
         <w:t xml:space="preserve"> — créé — </w:t>
       </w:r>
-      <w:hyperlink w:history="1" r:id="rId3nyztn-pados63ttuzhff">
+      <w:hyperlink w:history="1" r:id="rIdwxw97h8mqw-mkjmnris32">
         <w:r>
           <w:rPr>
             <w:rStyle w:val="Hyperlink"/>
@@ -1145,7 +1145,7 @@
       <w:r>
         <w:t xml:space="preserve"> — modifié — </w:t>
       </w:r>
-      <w:hyperlink w:history="1" r:id="rIdgrrfwabcdjt18naatrq98">
+      <w:hyperlink w:history="1" r:id="rIdp5eef0db-p5_tcl7fgxe2">
         <w:r>
           <w:rPr>
             <w:rStyle w:val="Hyperlink"/>
@@ -1174,7 +1174,7 @@
       <w:r>
         <w:t xml:space="preserve"> — modifié — </w:t>
       </w:r>
-      <w:hyperlink w:history="1" r:id="rId3rmi2dmjv8ldugcb7k0j7">
+      <w:hyperlink w:history="1" r:id="rIdy_tjnl8okyllubak3wrih">
         <w:r>
           <w:rPr>
             <w:rStyle w:val="Hyperlink"/>

--- a/docs/developpement/phases/word/PHASE_71_RAPPORT_DE_STOCK_PAR_EVENEMENT_CE_QUIL_TE_RESTE_EN_CLAIR_LE_NET_EN_DIR.docx
+++ b/docs/developpement/phases/word/PHASE_71_RAPPORT_DE_STOCK_PAR_EVENEMENT_CE_QUIL_TE_RESTE_EN_CLAIR_LE_NET_EN_DIR.docx
@@ -18,9 +18,9 @@
         <w:shd w:fill="F6F3FF" w:color="auto" w:val="clear"/>
       </w:pPr>
       <w:r>
-        <w:t xml:space="preserve">FlaiX Expert · dossier de développement · généré le 2026-10-21 depuis le dépôt </w:t>
-      </w:r>
-      <w:hyperlink w:history="1" r:id="rIdnnzsyqpf06hhzezmfocxg">
+        <w:t xml:space="preserve">FlaiX Expert · dossier de développement · généré le 2026-10-23 depuis le dépôt </w:t>
+      </w:r>
+      <w:hyperlink w:history="1" r:id="rIdulhnqfk0lqpns5ghv8bw9">
         <w:r>
           <w:rPr>
             <w:rStyle w:val="Hyperlink"/>
@@ -598,7 +598,7 @@
           <w:numId w:val="2"/>
         </w:numPr>
       </w:pPr>
-      <w:hyperlink w:history="1" r:id="rIdia1cxl2yeggjtgo5hfovj">
+      <w:hyperlink w:history="1" r:id="rIdz_6effadytq0_e0s7r37g">
         <w:r>
           <w:rPr>
             <w:rStyle w:val="Hyperlink"/>
@@ -618,7 +618,7 @@
           <w:numId w:val="2"/>
         </w:numPr>
       </w:pPr>
-      <w:hyperlink w:history="1" r:id="rIddf9afudi-fnlj5f9xhiwj">
+      <w:hyperlink w:history="1" r:id="rIdz5rymgtjmfxphjs8lozdb">
         <w:r>
           <w:rPr>
             <w:rStyle w:val="Hyperlink"/>
@@ -638,7 +638,7 @@
           <w:numId w:val="2"/>
         </w:numPr>
       </w:pPr>
-      <w:hyperlink w:history="1" r:id="rId6lgevewkpq8ogmoxo-pcn">
+      <w:hyperlink w:history="1" r:id="rIdx4rrkvwkxcknb8km-my7k">
         <w:r>
           <w:rPr>
             <w:rStyle w:val="Hyperlink"/>
@@ -686,7 +686,7 @@
       <w:r>
         <w:t xml:space="preserve"> — modifié — </w:t>
       </w:r>
-      <w:hyperlink w:history="1" r:id="rIdz7lulofae5gryyfmtj8kj">
+      <w:hyperlink w:history="1" r:id="rIdylwqdzzguu4bk8fsqwrwk">
         <w:r>
           <w:rPr>
             <w:rStyle w:val="Hyperlink"/>
@@ -715,7 +715,7 @@
       <w:r>
         <w:t xml:space="preserve"> — modifié — </w:t>
       </w:r>
-      <w:hyperlink w:history="1" r:id="rIdlf5wv2j9xjgalvxrvjecp">
+      <w:hyperlink w:history="1" r:id="rIdsrpnil4rxqqabeful0qfb">
         <w:r>
           <w:rPr>
             <w:rStyle w:val="Hyperlink"/>
@@ -744,7 +744,7 @@
       <w:r>
         <w:t xml:space="preserve"> — modifié — </w:t>
       </w:r>
-      <w:hyperlink w:history="1" r:id="rIdm-ndg26fpz3zeuotib6gd">
+      <w:hyperlink w:history="1" r:id="rIdrkmsqppy7r53stpc3rqb9">
         <w:r>
           <w:rPr>
             <w:rStyle w:val="Hyperlink"/>
@@ -773,7 +773,7 @@
       <w:r>
         <w:t xml:space="preserve"> — modifié — </w:t>
       </w:r>
-      <w:hyperlink w:history="1" r:id="rIdt5qk5ppcxluymqnuhflu2">
+      <w:hyperlink w:history="1" r:id="rIdfis1hsbyerxjld9zsryb4">
         <w:r>
           <w:rPr>
             <w:rStyle w:val="Hyperlink"/>
@@ -810,7 +810,7 @@
       <w:r>
         <w:t xml:space="preserve"> — modifié — </w:t>
       </w:r>
-      <w:hyperlink w:history="1" r:id="rIdhchh760j4lgqjzwpfag9u">
+      <w:hyperlink w:history="1" r:id="rIdbhy0vufb0gjgoa5dtv5hh">
         <w:r>
           <w:rPr>
             <w:rStyle w:val="Hyperlink"/>
@@ -839,7 +839,7 @@
       <w:r>
         <w:t xml:space="preserve"> — modifié — </w:t>
       </w:r>
-      <w:hyperlink w:history="1" r:id="rIdz-nqi8dax-gdbrgzv38zm">
+      <w:hyperlink w:history="1" r:id="rIdpfg7kx_2nygahbvohpwxt">
         <w:r>
           <w:rPr>
             <w:rStyle w:val="Hyperlink"/>
@@ -876,7 +876,7 @@
       <w:r>
         <w:t xml:space="preserve"> — modifié — </w:t>
       </w:r>
-      <w:hyperlink w:history="1" r:id="rId0d5078ro5jkfc3p7kypo8">
+      <w:hyperlink w:history="1" r:id="rIddvs8sceobwdmku90ibzdm">
         <w:r>
           <w:rPr>
             <w:rStyle w:val="Hyperlink"/>
@@ -905,7 +905,7 @@
       <w:r>
         <w:t xml:space="preserve"> — modifié — </w:t>
       </w:r>
-      <w:hyperlink w:history="1" r:id="rIdnsqh6jduwkv9b1lmniy8l">
+      <w:hyperlink w:history="1" r:id="rId8m2rprmpuyptyr4ttmxun">
         <w:r>
           <w:rPr>
             <w:rStyle w:val="Hyperlink"/>
@@ -942,7 +942,7 @@
       <w:r>
         <w:t xml:space="preserve"> — modifié — </w:t>
       </w:r>
-      <w:hyperlink w:history="1" r:id="rIdj6uchtppsji1i98fcnjzy">
+      <w:hyperlink w:history="1" r:id="rId1mcnnl5ne_vsb-mpwxyh1">
         <w:r>
           <w:rPr>
             <w:rStyle w:val="Hyperlink"/>
@@ -971,7 +971,7 @@
       <w:r>
         <w:t xml:space="preserve"> — modifié — </w:t>
       </w:r>
-      <w:hyperlink w:history="1" r:id="rIdn4sl8anxtbuqwoqf3qbov">
+      <w:hyperlink w:history="1" r:id="rIdjhdnzt66zcddp_em9tpum">
         <w:r>
           <w:rPr>
             <w:rStyle w:val="Hyperlink"/>
@@ -1000,7 +1000,7 @@
       <w:r>
         <w:t xml:space="preserve"> — modifié — </w:t>
       </w:r>
-      <w:hyperlink w:history="1" r:id="rIdfyakvtmnmgeyhiqq7jfca">
+      <w:hyperlink w:history="1" r:id="rId7ifv2cbsrgafgt6umrkmn">
         <w:r>
           <w:rPr>
             <w:rStyle w:val="Hyperlink"/>
@@ -1029,7 +1029,7 @@
       <w:r>
         <w:t xml:space="preserve"> — modifié — </w:t>
       </w:r>
-      <w:hyperlink w:history="1" r:id="rIdsjnnscmpdjzfalilsr84i">
+      <w:hyperlink w:history="1" r:id="rIdeej6wq16pyfvg2mow1dz0">
         <w:r>
           <w:rPr>
             <w:rStyle w:val="Hyperlink"/>
@@ -1058,7 +1058,7 @@
       <w:r>
         <w:t xml:space="preserve"> — modifié — </w:t>
       </w:r>
-      <w:hyperlink w:history="1" r:id="rId9ykixdqqnorlr6-uwvkmj">
+      <w:hyperlink w:history="1" r:id="rIdi5j4dgqnyhj795ucmh9nn">
         <w:r>
           <w:rPr>
             <w:rStyle w:val="Hyperlink"/>
@@ -1087,7 +1087,7 @@
       <w:r>
         <w:t xml:space="preserve"> — modifié — </w:t>
       </w:r>
-      <w:hyperlink w:history="1" r:id="rIdxe3z9ynbdd7kbayyavvbn">
+      <w:hyperlink w:history="1" r:id="rIdxewx6xvw2etw1ye9w4upe">
         <w:r>
           <w:rPr>
             <w:rStyle w:val="Hyperlink"/>
@@ -1116,7 +1116,7 @@
       <w:r>
         <w:t xml:space="preserve"> — créé — </w:t>
       </w:r>
-      <w:hyperlink w:history="1" r:id="rIdwxw97h8mqw-mkjmnris32">
+      <w:hyperlink w:history="1" r:id="rIdjdaczud6a4qoya2icivnt">
         <w:r>
           <w:rPr>
             <w:rStyle w:val="Hyperlink"/>
@@ -1145,7 +1145,7 @@
       <w:r>
         <w:t xml:space="preserve"> — modifié — </w:t>
       </w:r>
-      <w:hyperlink w:history="1" r:id="rIdp5eef0db-p5_tcl7fgxe2">
+      <w:hyperlink w:history="1" r:id="rIddtlagjsoq3k4n6pqlzrmg">
         <w:r>
           <w:rPr>
             <w:rStyle w:val="Hyperlink"/>
@@ -1174,7 +1174,7 @@
       <w:r>
         <w:t xml:space="preserve"> — modifié — </w:t>
       </w:r>
-      <w:hyperlink w:history="1" r:id="rIdy_tjnl8okyllubak3wrih">
+      <w:hyperlink w:history="1" r:id="rId7ets6car1188xqbvb2web">
         <w:r>
           <w:rPr>
             <w:rStyle w:val="Hyperlink"/>

--- a/docs/developpement/phases/word/PHASE_71_RAPPORT_DE_STOCK_PAR_EVENEMENT_CE_QUIL_TE_RESTE_EN_CLAIR_LE_NET_EN_DIR.docx
+++ b/docs/developpement/phases/word/PHASE_71_RAPPORT_DE_STOCK_PAR_EVENEMENT_CE_QUIL_TE_RESTE_EN_CLAIR_LE_NET_EN_DIR.docx
@@ -18,9 +18,9 @@
         <w:shd w:fill="F6F3FF" w:color="auto" w:val="clear"/>
       </w:pPr>
       <w:r>
-        <w:t xml:space="preserve">FlaiX Expert · dossier de développement · généré le 2026-10-23 depuis le dépôt </w:t>
-      </w:r>
-      <w:hyperlink w:history="1" r:id="rIdulhnqfk0lqpns5ghv8bw9">
+        <w:t xml:space="preserve">FlaiX Expert · dossier de développement · généré le 2026-10-24 depuis le dépôt </w:t>
+      </w:r>
+      <w:hyperlink w:history="1" r:id="rIdql1pvrwqjmtdw3vilc6b5">
         <w:r>
           <w:rPr>
             <w:rStyle w:val="Hyperlink"/>
@@ -598,7 +598,7 @@
           <w:numId w:val="2"/>
         </w:numPr>
       </w:pPr>
-      <w:hyperlink w:history="1" r:id="rIdz_6effadytq0_e0s7r37g">
+      <w:hyperlink w:history="1" r:id="rId4duvebj_cewqj_nlbkkrg">
         <w:r>
           <w:rPr>
             <w:rStyle w:val="Hyperlink"/>
@@ -618,7 +618,7 @@
           <w:numId w:val="2"/>
         </w:numPr>
       </w:pPr>
-      <w:hyperlink w:history="1" r:id="rIdz5rymgtjmfxphjs8lozdb">
+      <w:hyperlink w:history="1" r:id="rIdp6dnr9rk1evzb1mfkkp0k">
         <w:r>
           <w:rPr>
             <w:rStyle w:val="Hyperlink"/>
@@ -638,7 +638,7 @@
           <w:numId w:val="2"/>
         </w:numPr>
       </w:pPr>
-      <w:hyperlink w:history="1" r:id="rIdx4rrkvwkxcknb8km-my7k">
+      <w:hyperlink w:history="1" r:id="rIdgjevwcbrzzxw_tc9o5kie">
         <w:r>
           <w:rPr>
             <w:rStyle w:val="Hyperlink"/>
@@ -686,7 +686,7 @@
       <w:r>
         <w:t xml:space="preserve"> — modifié — </w:t>
       </w:r>
-      <w:hyperlink w:history="1" r:id="rIdylwqdzzguu4bk8fsqwrwk">
+      <w:hyperlink w:history="1" r:id="rIdpfe0wvghjwb2ffo-swnre">
         <w:r>
           <w:rPr>
             <w:rStyle w:val="Hyperlink"/>
@@ -715,7 +715,7 @@
       <w:r>
         <w:t xml:space="preserve"> — modifié — </w:t>
       </w:r>
-      <w:hyperlink w:history="1" r:id="rIdsrpnil4rxqqabeful0qfb">
+      <w:hyperlink w:history="1" r:id="rIdcockil4dbrjruliqeud_q">
         <w:r>
           <w:rPr>
             <w:rStyle w:val="Hyperlink"/>
@@ -744,7 +744,7 @@
       <w:r>
         <w:t xml:space="preserve"> — modifié — </w:t>
       </w:r>
-      <w:hyperlink w:history="1" r:id="rIdrkmsqppy7r53stpc3rqb9">
+      <w:hyperlink w:history="1" r:id="rIdijic0_buzvrlse-bwzn5e">
         <w:r>
           <w:rPr>
             <w:rStyle w:val="Hyperlink"/>
@@ -773,7 +773,7 @@
       <w:r>
         <w:t xml:space="preserve"> — modifié — </w:t>
       </w:r>
-      <w:hyperlink w:history="1" r:id="rIdfis1hsbyerxjld9zsryb4">
+      <w:hyperlink w:history="1" r:id="rIdi3akzvvdefhoxnxvrcc7m">
         <w:r>
           <w:rPr>
             <w:rStyle w:val="Hyperlink"/>
@@ -810,7 +810,7 @@
       <w:r>
         <w:t xml:space="preserve"> — modifié — </w:t>
       </w:r>
-      <w:hyperlink w:history="1" r:id="rIdbhy0vufb0gjgoa5dtv5hh">
+      <w:hyperlink w:history="1" r:id="rIddlca2wwsyo-fdij26pse3">
         <w:r>
           <w:rPr>
             <w:rStyle w:val="Hyperlink"/>
@@ -839,7 +839,7 @@
       <w:r>
         <w:t xml:space="preserve"> — modifié — </w:t>
       </w:r>
-      <w:hyperlink w:history="1" r:id="rIdpfg7kx_2nygahbvohpwxt">
+      <w:hyperlink w:history="1" r:id="rId4pqle8-hkvb28pjaprfth">
         <w:r>
           <w:rPr>
             <w:rStyle w:val="Hyperlink"/>
@@ -876,7 +876,7 @@
       <w:r>
         <w:t xml:space="preserve"> — modifié — </w:t>
       </w:r>
-      <w:hyperlink w:history="1" r:id="rIddvs8sceobwdmku90ibzdm">
+      <w:hyperlink w:history="1" r:id="rIdysfd4qgd6j9l1qdqgugmr">
         <w:r>
           <w:rPr>
             <w:rStyle w:val="Hyperlink"/>
@@ -905,7 +905,7 @@
       <w:r>
         <w:t xml:space="preserve"> — modifié — </w:t>
       </w:r>
-      <w:hyperlink w:history="1" r:id="rId8m2rprmpuyptyr4ttmxun">
+      <w:hyperlink w:history="1" r:id="rId7u9shac95tipvmux7wsdo">
         <w:r>
           <w:rPr>
             <w:rStyle w:val="Hyperlink"/>
@@ -942,7 +942,7 @@
       <w:r>
         <w:t xml:space="preserve"> — modifié — </w:t>
       </w:r>
-      <w:hyperlink w:history="1" r:id="rId1mcnnl5ne_vsb-mpwxyh1">
+      <w:hyperlink w:history="1" r:id="rIdes4-2cwkabs98brfihe_y">
         <w:r>
           <w:rPr>
             <w:rStyle w:val="Hyperlink"/>
@@ -971,7 +971,7 @@
       <w:r>
         <w:t xml:space="preserve"> — modifié — </w:t>
       </w:r>
-      <w:hyperlink w:history="1" r:id="rIdjhdnzt66zcddp_em9tpum">
+      <w:hyperlink w:history="1" r:id="rIdoqey_5ohgogm9oha_g9o6">
         <w:r>
           <w:rPr>
             <w:rStyle w:val="Hyperlink"/>
@@ -1000,7 +1000,7 @@
       <w:r>
         <w:t xml:space="preserve"> — modifié — </w:t>
       </w:r>
-      <w:hyperlink w:history="1" r:id="rId7ifv2cbsrgafgt6umrkmn">
+      <w:hyperlink w:history="1" r:id="rIdh9brhhd6i23nw8q-tq9rc">
         <w:r>
           <w:rPr>
             <w:rStyle w:val="Hyperlink"/>
@@ -1029,7 +1029,7 @@
       <w:r>
         <w:t xml:space="preserve"> — modifié — </w:t>
       </w:r>
-      <w:hyperlink w:history="1" r:id="rIdeej6wq16pyfvg2mow1dz0">
+      <w:hyperlink w:history="1" r:id="rIdrs2ffmsoiswp0kumfpbeo">
         <w:r>
           <w:rPr>
             <w:rStyle w:val="Hyperlink"/>
@@ -1058,7 +1058,7 @@
       <w:r>
         <w:t xml:space="preserve"> — modifié — </w:t>
       </w:r>
-      <w:hyperlink w:history="1" r:id="rIdi5j4dgqnyhj795ucmh9nn">
+      <w:hyperlink w:history="1" r:id="rIdhiy_rtbggphgsarwhnlvw">
         <w:r>
           <w:rPr>
             <w:rStyle w:val="Hyperlink"/>
@@ -1087,7 +1087,7 @@
       <w:r>
         <w:t xml:space="preserve"> — modifié — </w:t>
       </w:r>
-      <w:hyperlink w:history="1" r:id="rIdxewx6xvw2etw1ye9w4upe">
+      <w:hyperlink w:history="1" r:id="rId1nuhqanic1mtctsbg-c9l">
         <w:r>
           <w:rPr>
             <w:rStyle w:val="Hyperlink"/>
@@ -1116,7 +1116,7 @@
       <w:r>
         <w:t xml:space="preserve"> — créé — </w:t>
       </w:r>
-      <w:hyperlink w:history="1" r:id="rIdjdaczud6a4qoya2icivnt">
+      <w:hyperlink w:history="1" r:id="rIddzcqhc53tbrhlbnxrfqwu">
         <w:r>
           <w:rPr>
             <w:rStyle w:val="Hyperlink"/>
@@ -1145,7 +1145,7 @@
       <w:r>
         <w:t xml:space="preserve"> — modifié — </w:t>
       </w:r>
-      <w:hyperlink w:history="1" r:id="rIddtlagjsoq3k4n6pqlzrmg">
+      <w:hyperlink w:history="1" r:id="rIdltvfesmyl8tmhr03qq04p">
         <w:r>
           <w:rPr>
             <w:rStyle w:val="Hyperlink"/>
@@ -1174,7 +1174,7 @@
       <w:r>
         <w:t xml:space="preserve"> — modifié — </w:t>
       </w:r>
-      <w:hyperlink w:history="1" r:id="rId7ets6car1188xqbvb2web">
+      <w:hyperlink w:history="1" r:id="rIddvrwf6nzofxzha-ntcwvx">
         <w:r>
           <w:rPr>
             <w:rStyle w:val="Hyperlink"/>

--- a/docs/developpement/phases/word/PHASE_71_RAPPORT_DE_STOCK_PAR_EVENEMENT_CE_QUIL_TE_RESTE_EN_CLAIR_LE_NET_EN_DIR.docx
+++ b/docs/developpement/phases/word/PHASE_71_RAPPORT_DE_STOCK_PAR_EVENEMENT_CE_QUIL_TE_RESTE_EN_CLAIR_LE_NET_EN_DIR.docx
@@ -18,9 +18,9 @@
         <w:shd w:fill="F6F3FF" w:color="auto" w:val="clear"/>
       </w:pPr>
       <w:r>
-        <w:t xml:space="preserve">FlaiX Expert · dossier de développement · généré le 2026-10-24 depuis le dépôt </w:t>
-      </w:r>
-      <w:hyperlink w:history="1" r:id="rIdql1pvrwqjmtdw3vilc6b5">
+        <w:t xml:space="preserve">FlaiX Expert · dossier de développement · généré le 2026-10-25 depuis le dépôt </w:t>
+      </w:r>
+      <w:hyperlink w:history="1" r:id="rIddeecksntkp9c1rzdkefk9">
         <w:r>
           <w:rPr>
             <w:rStyle w:val="Hyperlink"/>
@@ -598,7 +598,7 @@
           <w:numId w:val="2"/>
         </w:numPr>
       </w:pPr>
-      <w:hyperlink w:history="1" r:id="rId4duvebj_cewqj_nlbkkrg">
+      <w:hyperlink w:history="1" r:id="rIdlvirvvtlpwgeyvubvlo9u">
         <w:r>
           <w:rPr>
             <w:rStyle w:val="Hyperlink"/>
@@ -618,7 +618,7 @@
           <w:numId w:val="2"/>
         </w:numPr>
       </w:pPr>
-      <w:hyperlink w:history="1" r:id="rIdp6dnr9rk1evzb1mfkkp0k">
+      <w:hyperlink w:history="1" r:id="rId77hsvyi1zqfum1gef9wcx">
         <w:r>
           <w:rPr>
             <w:rStyle w:val="Hyperlink"/>
@@ -638,7 +638,7 @@
           <w:numId w:val="2"/>
         </w:numPr>
       </w:pPr>
-      <w:hyperlink w:history="1" r:id="rIdgjevwcbrzzxw_tc9o5kie">
+      <w:hyperlink w:history="1" r:id="rIdddihpmoruyasj0w_crakg">
         <w:r>
           <w:rPr>
             <w:rStyle w:val="Hyperlink"/>
@@ -686,7 +686,7 @@
       <w:r>
         <w:t xml:space="preserve"> — modifié — </w:t>
       </w:r>
-      <w:hyperlink w:history="1" r:id="rIdpfe0wvghjwb2ffo-swnre">
+      <w:hyperlink w:history="1" r:id="rIdvhyj_czspz7opok8mv-3k">
         <w:r>
           <w:rPr>
             <w:rStyle w:val="Hyperlink"/>
@@ -715,7 +715,7 @@
       <w:r>
         <w:t xml:space="preserve"> — modifié — </w:t>
       </w:r>
-      <w:hyperlink w:history="1" r:id="rIdcockil4dbrjruliqeud_q">
+      <w:hyperlink w:history="1" r:id="rIdo3ipg9zcd_ot0roninso7">
         <w:r>
           <w:rPr>
             <w:rStyle w:val="Hyperlink"/>
@@ -744,7 +744,7 @@
       <w:r>
         <w:t xml:space="preserve"> — modifié — </w:t>
       </w:r>
-      <w:hyperlink w:history="1" r:id="rIdijic0_buzvrlse-bwzn5e">
+      <w:hyperlink w:history="1" r:id="rIduiyrezkofjoge5mdpsfav">
         <w:r>
           <w:rPr>
             <w:rStyle w:val="Hyperlink"/>
@@ -773,7 +773,7 @@
       <w:r>
         <w:t xml:space="preserve"> — modifié — </w:t>
       </w:r>
-      <w:hyperlink w:history="1" r:id="rIdi3akzvvdefhoxnxvrcc7m">
+      <w:hyperlink w:history="1" r:id="rIdbena7ubbv5dwe0eezkxwk">
         <w:r>
           <w:rPr>
             <w:rStyle w:val="Hyperlink"/>
@@ -810,7 +810,7 @@
       <w:r>
         <w:t xml:space="preserve"> — modifié — </w:t>
       </w:r>
-      <w:hyperlink w:history="1" r:id="rIddlca2wwsyo-fdij26pse3">
+      <w:hyperlink w:history="1" r:id="rIdglvsm7lojcozv5exrenpp">
         <w:r>
           <w:rPr>
             <w:rStyle w:val="Hyperlink"/>
@@ -839,7 +839,7 @@
       <w:r>
         <w:t xml:space="preserve"> — modifié — </w:t>
       </w:r>
-      <w:hyperlink w:history="1" r:id="rId4pqle8-hkvb28pjaprfth">
+      <w:hyperlink w:history="1" r:id="rIdzkxm3kggamnvty_wtcni4">
         <w:r>
           <w:rPr>
             <w:rStyle w:val="Hyperlink"/>
@@ -876,7 +876,7 @@
       <w:r>
         <w:t xml:space="preserve"> — modifié — </w:t>
       </w:r>
-      <w:hyperlink w:history="1" r:id="rIdysfd4qgd6j9l1qdqgugmr">
+      <w:hyperlink w:history="1" r:id="rIdcttbtxcfjueqsogkdco6b">
         <w:r>
           <w:rPr>
             <w:rStyle w:val="Hyperlink"/>
@@ -905,7 +905,7 @@
       <w:r>
         <w:t xml:space="preserve"> — modifié — </w:t>
       </w:r>
-      <w:hyperlink w:history="1" r:id="rId7u9shac95tipvmux7wsdo">
+      <w:hyperlink w:history="1" r:id="rIdkp8r1vp-micjc6jvslykl">
         <w:r>
           <w:rPr>
             <w:rStyle w:val="Hyperlink"/>
@@ -942,7 +942,7 @@
       <w:r>
         <w:t xml:space="preserve"> — modifié — </w:t>
       </w:r>
-      <w:hyperlink w:history="1" r:id="rIdes4-2cwkabs98brfihe_y">
+      <w:hyperlink w:history="1" r:id="rId5hdzrazajvkph3bktzn26">
         <w:r>
           <w:rPr>
             <w:rStyle w:val="Hyperlink"/>
@@ -971,7 +971,7 @@
       <w:r>
         <w:t xml:space="preserve"> — modifié — </w:t>
       </w:r>
-      <w:hyperlink w:history="1" r:id="rIdoqey_5ohgogm9oha_g9o6">
+      <w:hyperlink w:history="1" r:id="rIdcbe2q6pnnmtxanwuxtti_">
         <w:r>
           <w:rPr>
             <w:rStyle w:val="Hyperlink"/>
@@ -1000,7 +1000,7 @@
       <w:r>
         <w:t xml:space="preserve"> — modifié — </w:t>
       </w:r>
-      <w:hyperlink w:history="1" r:id="rIdh9brhhd6i23nw8q-tq9rc">
+      <w:hyperlink w:history="1" r:id="rId4w41hprjr8slyskyfeimm">
         <w:r>
           <w:rPr>
             <w:rStyle w:val="Hyperlink"/>
@@ -1029,7 +1029,7 @@
       <w:r>
         <w:t xml:space="preserve"> — modifié — </w:t>
       </w:r>
-      <w:hyperlink w:history="1" r:id="rIdrs2ffmsoiswp0kumfpbeo">
+      <w:hyperlink w:history="1" r:id="rIdi14u6rbmr1gdqjpn5gkpl">
         <w:r>
           <w:rPr>
             <w:rStyle w:val="Hyperlink"/>
@@ -1058,7 +1058,7 @@
       <w:r>
         <w:t xml:space="preserve"> — modifié — </w:t>
       </w:r>
-      <w:hyperlink w:history="1" r:id="rIdhiy_rtbggphgsarwhnlvw">
+      <w:hyperlink w:history="1" r:id="rIdakbhltemznkpvcfglhsxx">
         <w:r>
           <w:rPr>
             <w:rStyle w:val="Hyperlink"/>
@@ -1087,7 +1087,7 @@
       <w:r>
         <w:t xml:space="preserve"> — modifié — </w:t>
       </w:r>
-      <w:hyperlink w:history="1" r:id="rId1nuhqanic1mtctsbg-c9l">
+      <w:hyperlink w:history="1" r:id="rIdc0woer1h9fqrtsiidojdw">
         <w:r>
           <w:rPr>
             <w:rStyle w:val="Hyperlink"/>
@@ -1116,7 +1116,7 @@
       <w:r>
         <w:t xml:space="preserve"> — créé — </w:t>
       </w:r>
-      <w:hyperlink w:history="1" r:id="rIddzcqhc53tbrhlbnxrfqwu">
+      <w:hyperlink w:history="1" r:id="rId89-q1jt2mgosshxwdhsum">
         <w:r>
           <w:rPr>
             <w:rStyle w:val="Hyperlink"/>
@@ -1145,7 +1145,7 @@
       <w:r>
         <w:t xml:space="preserve"> — modifié — </w:t>
       </w:r>
-      <w:hyperlink w:history="1" r:id="rIdltvfesmyl8tmhr03qq04p">
+      <w:hyperlink w:history="1" r:id="rIdlciejwmdvczpku4vd-izk">
         <w:r>
           <w:rPr>
             <w:rStyle w:val="Hyperlink"/>
@@ -1174,7 +1174,7 @@
       <w:r>
         <w:t xml:space="preserve"> — modifié — </w:t>
       </w:r>
-      <w:hyperlink w:history="1" r:id="rIddvrwf6nzofxzha-ntcwvx">
+      <w:hyperlink w:history="1" r:id="rId0zwskinhbvpoiig8ohypz">
         <w:r>
           <w:rPr>
             <w:rStyle w:val="Hyperlink"/>

--- a/docs/developpement/phases/word/PHASE_71_RAPPORT_DE_STOCK_PAR_EVENEMENT_CE_QUIL_TE_RESTE_EN_CLAIR_LE_NET_EN_DIR.docx
+++ b/docs/developpement/phases/word/PHASE_71_RAPPORT_DE_STOCK_PAR_EVENEMENT_CE_QUIL_TE_RESTE_EN_CLAIR_LE_NET_EN_DIR.docx
@@ -20,7 +20,7 @@
       <w:r>
         <w:t xml:space="preserve">FlaiX Expert · dossier de développement · généré le 2026-10-25 depuis le dépôt </w:t>
       </w:r>
-      <w:hyperlink w:history="1" r:id="rIddeecksntkp9c1rzdkefk9">
+      <w:hyperlink w:history="1" r:id="rIdni_lnsvuwxh28ur_pdyf_">
         <w:r>
           <w:rPr>
             <w:rStyle w:val="Hyperlink"/>
@@ -326,7 +326,7 @@
                 <w:sz w:val="18"/>
                 <w:szCs w:val="18"/>
               </w:rPr>
-              <w:t xml:space="preserve">3</w:t>
+              <w:t xml:space="preserve">4</w:t>
             </w:r>
           </w:p>
         </w:tc>
@@ -598,7 +598,7 @@
           <w:numId w:val="2"/>
         </w:numPr>
       </w:pPr>
-      <w:hyperlink w:history="1" r:id="rIdlvirvvtlpwgeyvubvlo9u">
+      <w:hyperlink w:history="1" r:id="rId-c36slrhp0rdfspkdpfeq">
         <w:r>
           <w:rPr>
             <w:rStyle w:val="Hyperlink"/>
@@ -618,7 +618,7 @@
           <w:numId w:val="2"/>
         </w:numPr>
       </w:pPr>
-      <w:hyperlink w:history="1" r:id="rId77hsvyi1zqfum1gef9wcx">
+      <w:hyperlink w:history="1" r:id="rIdpcwl0px3mtdhc5j9i2_lz">
         <w:r>
           <w:rPr>
             <w:rStyle w:val="Hyperlink"/>
@@ -638,7 +638,7 @@
           <w:numId w:val="2"/>
         </w:numPr>
       </w:pPr>
-      <w:hyperlink w:history="1" r:id="rIdddihpmoruyasj0w_crakg">
+      <w:hyperlink w:history="1" r:id="rIdv2hyj1qgb-wj_xl7e5zch">
         <w:r>
           <w:rPr>
             <w:rStyle w:val="Hyperlink"/>
@@ -652,6 +652,26 @@
     </w:p>
     <w:p>
       <w:pPr>
+        <w:pStyle w:val="ListParagraph"/>
+        <w:numPr>
+          <w:ilvl w:val="0"/>
+          <w:numId w:val="2"/>
+        </w:numPr>
+      </w:pPr>
+      <w:hyperlink w:history="1" r:id="rIduqpcnp-4dxdavozewe5yj">
+        <w:r>
+          <w:rPr>
+            <w:rStyle w:val="Hyperlink"/>
+          </w:rPr>
+          <w:t xml:space="preserve">7b2ecfb</w:t>
+        </w:r>
+      </w:hyperlink>
+      <w:r>
+        <w:t xml:space="preserve"> — 2026-10-21 — Tests du conditionnement et de l'équipe adaptés à Résultats limité aux événements terminés ; calcul du reste sans coupure</w:t>
+      </w:r>
+    </w:p>
+    <w:p>
+      <w:pPr>
         <w:pStyle w:val="Heading2"/>
       </w:pPr>
       <w:r>
@@ -681,12 +701,70 @@
           <w:sz w:val="18"/>
           <w:szCs w:val="18"/>
         </w:rPr>
+        <w:t xml:space="preserve">apps/api/test/conditionnement.test.ts</w:t>
+      </w:r>
+      <w:r>
+        <w:t xml:space="preserve"> — modifié — </w:t>
+      </w:r>
+      <w:hyperlink w:history="1" r:id="rIduqdelb4c9dttronejfnci">
+        <w:r>
+          <w:rPr>
+            <w:rStyle w:val="Hyperlink"/>
+          </w:rPr>
+          <w:t xml:space="preserve">voir sur GitHub</w:t>
+        </w:r>
+      </w:hyperlink>
+    </w:p>
+    <w:p>
+      <w:pPr>
+        <w:pStyle w:val="ListParagraph"/>
+        <w:numPr>
+          <w:ilvl w:val="0"/>
+          <w:numId w:val="2"/>
+        </w:numPr>
+      </w:pPr>
+      <w:r>
+        <w:rPr>
+          <w:rFonts w:ascii="Consolas" w:cs="Consolas" w:eastAsia="Consolas" w:hAnsi="Consolas"/>
+          <w:color w:val="3B2F8F"/>
+          <w:sz w:val="18"/>
+          <w:szCs w:val="18"/>
+        </w:rPr>
+        <w:t xml:space="preserve">apps/api/test/equipe.test.ts</w:t>
+      </w:r>
+      <w:r>
+        <w:t xml:space="preserve"> — modifié — </w:t>
+      </w:r>
+      <w:hyperlink w:history="1" r:id="rIdojosoudboht3urzheqe4z">
+        <w:r>
+          <w:rPr>
+            <w:rStyle w:val="Hyperlink"/>
+          </w:rPr>
+          <w:t xml:space="preserve">voir sur GitHub</w:t>
+        </w:r>
+      </w:hyperlink>
+    </w:p>
+    <w:p>
+      <w:pPr>
+        <w:pStyle w:val="ListParagraph"/>
+        <w:numPr>
+          <w:ilvl w:val="0"/>
+          <w:numId w:val="2"/>
+        </w:numPr>
+      </w:pPr>
+      <w:r>
+        <w:rPr>
+          <w:rFonts w:ascii="Consolas" w:cs="Consolas" w:eastAsia="Consolas" w:hAnsi="Consolas"/>
+          <w:color w:val="3B2F8F"/>
+          <w:sz w:val="18"/>
+          <w:szCs w:val="18"/>
+        </w:rPr>
         <w:t xml:space="preserve">apps/api/test/finances.test.ts</w:t>
       </w:r>
       <w:r>
         <w:t xml:space="preserve"> — modifié — </w:t>
       </w:r>
-      <w:hyperlink w:history="1" r:id="rIdvhyj_czspz7opok8mv-3k">
+      <w:hyperlink w:history="1" r:id="rIdpni1tdfnivkwnxrs_-ppp">
         <w:r>
           <w:rPr>
             <w:rStyle w:val="Hyperlink"/>
@@ -715,7 +793,7 @@
       <w:r>
         <w:t xml:space="preserve"> — modifié — </w:t>
       </w:r>
-      <w:hyperlink w:history="1" r:id="rIdo3ipg9zcd_ot0roninso7">
+      <w:hyperlink w:history="1" r:id="rId0spzidw---8oiop01vvzf">
         <w:r>
           <w:rPr>
             <w:rStyle w:val="Hyperlink"/>
@@ -744,7 +822,7 @@
       <w:r>
         <w:t xml:space="preserve"> — modifié — </w:t>
       </w:r>
-      <w:hyperlink w:history="1" r:id="rIduiyrezkofjoge5mdpsfav">
+      <w:hyperlink w:history="1" r:id="rIdksfx6ccsgs3smyzhkd0wn">
         <w:r>
           <w:rPr>
             <w:rStyle w:val="Hyperlink"/>
@@ -773,7 +851,7 @@
       <w:r>
         <w:t xml:space="preserve"> — modifié — </w:t>
       </w:r>
-      <w:hyperlink w:history="1" r:id="rIdbena7ubbv5dwe0eezkxwk">
+      <w:hyperlink w:history="1" r:id="rIdz1ldt83l8jkf9oh56dcds">
         <w:r>
           <w:rPr>
             <w:rStyle w:val="Hyperlink"/>
@@ -810,7 +888,7 @@
       <w:r>
         <w:t xml:space="preserve"> — modifié — </w:t>
       </w:r>
-      <w:hyperlink w:history="1" r:id="rIdglvsm7lojcozv5exrenpp">
+      <w:hyperlink w:history="1" r:id="rIdbbt-tpw3srjpfflnfs-vz">
         <w:r>
           <w:rPr>
             <w:rStyle w:val="Hyperlink"/>
@@ -839,7 +917,7 @@
       <w:r>
         <w:t xml:space="preserve"> — modifié — </w:t>
       </w:r>
-      <w:hyperlink w:history="1" r:id="rIdzkxm3kggamnvty_wtcni4">
+      <w:hyperlink w:history="1" r:id="rIdupwpxkivum_ykibay9yoo">
         <w:r>
           <w:rPr>
             <w:rStyle w:val="Hyperlink"/>
@@ -876,7 +954,7 @@
       <w:r>
         <w:t xml:space="preserve"> — modifié — </w:t>
       </w:r>
-      <w:hyperlink w:history="1" r:id="rIdcttbtxcfjueqsogkdco6b">
+      <w:hyperlink w:history="1" r:id="rIdo1ttpeoiduywyek8cxbfn">
         <w:r>
           <w:rPr>
             <w:rStyle w:val="Hyperlink"/>
@@ -905,7 +983,7 @@
       <w:r>
         <w:t xml:space="preserve"> — modifié — </w:t>
       </w:r>
-      <w:hyperlink w:history="1" r:id="rIdkp8r1vp-micjc6jvslykl">
+      <w:hyperlink w:history="1" r:id="rIdqc_njibah8fz5lyyrxmxn">
         <w:r>
           <w:rPr>
             <w:rStyle w:val="Hyperlink"/>
@@ -942,7 +1020,7 @@
       <w:r>
         <w:t xml:space="preserve"> — modifié — </w:t>
       </w:r>
-      <w:hyperlink w:history="1" r:id="rId5hdzrazajvkph3bktzn26">
+      <w:hyperlink w:history="1" r:id="rIddg2-jxzgf9a8lpukv25y5">
         <w:r>
           <w:rPr>
             <w:rStyle w:val="Hyperlink"/>
@@ -971,7 +1049,7 @@
       <w:r>
         <w:t xml:space="preserve"> — modifié — </w:t>
       </w:r>
-      <w:hyperlink w:history="1" r:id="rIdcbe2q6pnnmtxanwuxtti_">
+      <w:hyperlink w:history="1" r:id="rIdbaouguy0ktmbpsmlheii8">
         <w:r>
           <w:rPr>
             <w:rStyle w:val="Hyperlink"/>
@@ -1000,7 +1078,7 @@
       <w:r>
         <w:t xml:space="preserve"> — modifié — </w:t>
       </w:r>
-      <w:hyperlink w:history="1" r:id="rId4w41hprjr8slyskyfeimm">
+      <w:hyperlink w:history="1" r:id="rIdt2wnkijgb4_avsjsrb-4p">
         <w:r>
           <w:rPr>
             <w:rStyle w:val="Hyperlink"/>
@@ -1029,7 +1107,7 @@
       <w:r>
         <w:t xml:space="preserve"> — modifié — </w:t>
       </w:r>
-      <w:hyperlink w:history="1" r:id="rIdi14u6rbmr1gdqjpn5gkpl">
+      <w:hyperlink w:history="1" r:id="rIddnjkpqonbhgey3z1lsovz">
         <w:r>
           <w:rPr>
             <w:rStyle w:val="Hyperlink"/>
@@ -1058,7 +1136,7 @@
       <w:r>
         <w:t xml:space="preserve"> — modifié — </w:t>
       </w:r>
-      <w:hyperlink w:history="1" r:id="rIdakbhltemznkpvcfglhsxx">
+      <w:hyperlink w:history="1" r:id="rIdiahq1u3rm-w8xxr2ubx72">
         <w:r>
           <w:rPr>
             <w:rStyle w:val="Hyperlink"/>
@@ -1087,7 +1165,7 @@
       <w:r>
         <w:t xml:space="preserve"> — modifié — </w:t>
       </w:r>
-      <w:hyperlink w:history="1" r:id="rIdc0woer1h9fqrtsiidojdw">
+      <w:hyperlink w:history="1" r:id="rIdt02zrukmmu3t91tosgmy4">
         <w:r>
           <w:rPr>
             <w:rStyle w:val="Hyperlink"/>
@@ -1116,7 +1194,7 @@
       <w:r>
         <w:t xml:space="preserve"> — créé — </w:t>
       </w:r>
-      <w:hyperlink w:history="1" r:id="rId89-q1jt2mgosshxwdhsum">
+      <w:hyperlink w:history="1" r:id="rId-3awcjpyl7k8pbeprlptk">
         <w:r>
           <w:rPr>
             <w:rStyle w:val="Hyperlink"/>
@@ -1145,7 +1223,7 @@
       <w:r>
         <w:t xml:space="preserve"> — modifié — </w:t>
       </w:r>
-      <w:hyperlink w:history="1" r:id="rIdlciejwmdvczpku4vd-izk">
+      <w:hyperlink w:history="1" r:id="rIde3wox-rzklokzg2eiiw3k">
         <w:r>
           <w:rPr>
             <w:rStyle w:val="Hyperlink"/>
@@ -1174,7 +1252,7 @@
       <w:r>
         <w:t xml:space="preserve"> — modifié — </w:t>
       </w:r>
-      <w:hyperlink w:history="1" r:id="rId0zwskinhbvpoiig8ohypz">
+      <w:hyperlink w:history="1" r:id="rIdsdjfr_m_8xgswyhflhkcv">
         <w:r>
           <w:rPr>
             <w:rStyle w:val="Hyperlink"/>

--- a/docs/developpement/phases/word/PHASE_71_RAPPORT_DE_STOCK_PAR_EVENEMENT_CE_QUIL_TE_RESTE_EN_CLAIR_LE_NET_EN_DIR.docx
+++ b/docs/developpement/phases/word/PHASE_71_RAPPORT_DE_STOCK_PAR_EVENEMENT_CE_QUIL_TE_RESTE_EN_CLAIR_LE_NET_EN_DIR.docx
@@ -20,7 +20,7 @@
       <w:r>
         <w:t xml:space="preserve">FlaiX Expert · dossier de développement · généré le 2026-10-25 depuis le dépôt </w:t>
       </w:r>
-      <w:hyperlink w:history="1" r:id="rIdni_lnsvuwxh28ur_pdyf_">
+      <w:hyperlink w:history="1" r:id="rIdcelryahcbtc6jxttsmfgd">
         <w:r>
           <w:rPr>
             <w:rStyle w:val="Hyperlink"/>
@@ -598,7 +598,7 @@
           <w:numId w:val="2"/>
         </w:numPr>
       </w:pPr>
-      <w:hyperlink w:history="1" r:id="rId-c36slrhp0rdfspkdpfeq">
+      <w:hyperlink w:history="1" r:id="rIdwuaqsuxb2sruicac9qcha">
         <w:r>
           <w:rPr>
             <w:rStyle w:val="Hyperlink"/>
@@ -618,7 +618,7 @@
           <w:numId w:val="2"/>
         </w:numPr>
       </w:pPr>
-      <w:hyperlink w:history="1" r:id="rIdpcwl0px3mtdhc5j9i2_lz">
+      <w:hyperlink w:history="1" r:id="rIdbrjtjxihswa_96nn4lpbi">
         <w:r>
           <w:rPr>
             <w:rStyle w:val="Hyperlink"/>
@@ -638,7 +638,7 @@
           <w:numId w:val="2"/>
         </w:numPr>
       </w:pPr>
-      <w:hyperlink w:history="1" r:id="rIdv2hyj1qgb-wj_xl7e5zch">
+      <w:hyperlink w:history="1" r:id="rId3ajhnxpyou32k-8zp6jdh">
         <w:r>
           <w:rPr>
             <w:rStyle w:val="Hyperlink"/>
@@ -658,7 +658,7 @@
           <w:numId w:val="2"/>
         </w:numPr>
       </w:pPr>
-      <w:hyperlink w:history="1" r:id="rIduqpcnp-4dxdavozewe5yj">
+      <w:hyperlink w:history="1" r:id="rIdp5-nmfpcxbarqp1xkck-t">
         <w:r>
           <w:rPr>
             <w:rStyle w:val="Hyperlink"/>
@@ -706,7 +706,7 @@
       <w:r>
         <w:t xml:space="preserve"> — modifié — </w:t>
       </w:r>
-      <w:hyperlink w:history="1" r:id="rIduqdelb4c9dttronejfnci">
+      <w:hyperlink w:history="1" r:id="rIddwpx4avf_2f-4aaa1yary">
         <w:r>
           <w:rPr>
             <w:rStyle w:val="Hyperlink"/>
@@ -735,7 +735,7 @@
       <w:r>
         <w:t xml:space="preserve"> — modifié — </w:t>
       </w:r>
-      <w:hyperlink w:history="1" r:id="rIdojosoudboht3urzheqe4z">
+      <w:hyperlink w:history="1" r:id="rIdo1kcjiyv5fl61fktkj-tc">
         <w:r>
           <w:rPr>
             <w:rStyle w:val="Hyperlink"/>
@@ -764,7 +764,7 @@
       <w:r>
         <w:t xml:space="preserve"> — modifié — </w:t>
       </w:r>
-      <w:hyperlink w:history="1" r:id="rIdpni1tdfnivkwnxrs_-ppp">
+      <w:hyperlink w:history="1" r:id="rId44wyytrx0qocz5iai4g0y">
         <w:r>
           <w:rPr>
             <w:rStyle w:val="Hyperlink"/>
@@ -793,7 +793,7 @@
       <w:r>
         <w:t xml:space="preserve"> — modifié — </w:t>
       </w:r>
-      <w:hyperlink w:history="1" r:id="rId0spzidw---8oiop01vvzf">
+      <w:hyperlink w:history="1" r:id="rIdwaaz33a_dxlsesugm89__">
         <w:r>
           <w:rPr>
             <w:rStyle w:val="Hyperlink"/>
@@ -822,7 +822,7 @@
       <w:r>
         <w:t xml:space="preserve"> — modifié — </w:t>
       </w:r>
-      <w:hyperlink w:history="1" r:id="rIdksfx6ccsgs3smyzhkd0wn">
+      <w:hyperlink w:history="1" r:id="rIdcatzlq3qbgb4ovspur-f0">
         <w:r>
           <w:rPr>
             <w:rStyle w:val="Hyperlink"/>
@@ -851,7 +851,7 @@
       <w:r>
         <w:t xml:space="preserve"> — modifié — </w:t>
       </w:r>
-      <w:hyperlink w:history="1" r:id="rIdz1ldt83l8jkf9oh56dcds">
+      <w:hyperlink w:history="1" r:id="rIdjn_n_p_ob2c7rleqb2zng">
         <w:r>
           <w:rPr>
             <w:rStyle w:val="Hyperlink"/>
@@ -888,7 +888,7 @@
       <w:r>
         <w:t xml:space="preserve"> — modifié — </w:t>
       </w:r>
-      <w:hyperlink w:history="1" r:id="rIdbbt-tpw3srjpfflnfs-vz">
+      <w:hyperlink w:history="1" r:id="rIdbrqa5tb4jydeocub3fmxf">
         <w:r>
           <w:rPr>
             <w:rStyle w:val="Hyperlink"/>
@@ -917,7 +917,7 @@
       <w:r>
         <w:t xml:space="preserve"> — modifié — </w:t>
       </w:r>
-      <w:hyperlink w:history="1" r:id="rIdupwpxkivum_ykibay9yoo">
+      <w:hyperlink w:history="1" r:id="rId03z4jo53iyzvqut8bz2iw">
         <w:r>
           <w:rPr>
             <w:rStyle w:val="Hyperlink"/>
@@ -954,7 +954,7 @@
       <w:r>
         <w:t xml:space="preserve"> — modifié — </w:t>
       </w:r>
-      <w:hyperlink w:history="1" r:id="rIdo1ttpeoiduywyek8cxbfn">
+      <w:hyperlink w:history="1" r:id="rIdt4tlif-oylx63nwuyjv1s">
         <w:r>
           <w:rPr>
             <w:rStyle w:val="Hyperlink"/>
@@ -983,7 +983,7 @@
       <w:r>
         <w:t xml:space="preserve"> — modifié — </w:t>
       </w:r>
-      <w:hyperlink w:history="1" r:id="rIdqc_njibah8fz5lyyrxmxn">
+      <w:hyperlink w:history="1" r:id="rIdwg6xguq0x0cemekdzpzqm">
         <w:r>
           <w:rPr>
             <w:rStyle w:val="Hyperlink"/>
@@ -1020,7 +1020,7 @@
       <w:r>
         <w:t xml:space="preserve"> — modifié — </w:t>
       </w:r>
-      <w:hyperlink w:history="1" r:id="rIddg2-jxzgf9a8lpukv25y5">
+      <w:hyperlink w:history="1" r:id="rIdfoeywi8-7i7cu7_15nvn6">
         <w:r>
           <w:rPr>
             <w:rStyle w:val="Hyperlink"/>
@@ -1049,7 +1049,7 @@
       <w:r>
         <w:t xml:space="preserve"> — modifié — </w:t>
       </w:r>
-      <w:hyperlink w:history="1" r:id="rIdbaouguy0ktmbpsmlheii8">
+      <w:hyperlink w:history="1" r:id="rIdmvq2oiriw8ie8w4urwnvv">
         <w:r>
           <w:rPr>
             <w:rStyle w:val="Hyperlink"/>
@@ -1078,7 +1078,7 @@
       <w:r>
         <w:t xml:space="preserve"> — modifié — </w:t>
       </w:r>
-      <w:hyperlink w:history="1" r:id="rIdt2wnkijgb4_avsjsrb-4p">
+      <w:hyperlink w:history="1" r:id="rIdgvngzebte9cxhtiximdqo">
         <w:r>
           <w:rPr>
             <w:rStyle w:val="Hyperlink"/>
@@ -1107,7 +1107,7 @@
       <w:r>
         <w:t xml:space="preserve"> — modifié — </w:t>
       </w:r>
-      <w:hyperlink w:history="1" r:id="rIddnjkpqonbhgey3z1lsovz">
+      <w:hyperlink w:history="1" r:id="rIdm-cc6jsrhv1iug0yqhgje">
         <w:r>
           <w:rPr>
             <w:rStyle w:val="Hyperlink"/>
@@ -1136,7 +1136,7 @@
       <w:r>
         <w:t xml:space="preserve"> — modifié — </w:t>
       </w:r>
-      <w:hyperlink w:history="1" r:id="rIdiahq1u3rm-w8xxr2ubx72">
+      <w:hyperlink w:history="1" r:id="rIdqhxngm5dsmztzt2toqqzx">
         <w:r>
           <w:rPr>
             <w:rStyle w:val="Hyperlink"/>
@@ -1165,7 +1165,7 @@
       <w:r>
         <w:t xml:space="preserve"> — modifié — </w:t>
       </w:r>
-      <w:hyperlink w:history="1" r:id="rIdt02zrukmmu3t91tosgmy4">
+      <w:hyperlink w:history="1" r:id="rIddxtfj0qthvdl4ed-dkwty">
         <w:r>
           <w:rPr>
             <w:rStyle w:val="Hyperlink"/>
@@ -1194,7 +1194,7 @@
       <w:r>
         <w:t xml:space="preserve"> — créé — </w:t>
       </w:r>
-      <w:hyperlink w:history="1" r:id="rId-3awcjpyl7k8pbeprlptk">
+      <w:hyperlink w:history="1" r:id="rIdamue3_szsxr15apkne8u6">
         <w:r>
           <w:rPr>
             <w:rStyle w:val="Hyperlink"/>
@@ -1223,7 +1223,7 @@
       <w:r>
         <w:t xml:space="preserve"> — modifié — </w:t>
       </w:r>
-      <w:hyperlink w:history="1" r:id="rIde3wox-rzklokzg2eiiw3k">
+      <w:hyperlink w:history="1" r:id="rId0zmx2poe84btspcjignvx">
         <w:r>
           <w:rPr>
             <w:rStyle w:val="Hyperlink"/>
@@ -1252,7 +1252,7 @@
       <w:r>
         <w:t xml:space="preserve"> — modifié — </w:t>
       </w:r>
-      <w:hyperlink w:history="1" r:id="rIdsdjfr_m_8xgswyhflhkcv">
+      <w:hyperlink w:history="1" r:id="rIdq_xcnaswlsxx8lc01ai5e">
         <w:r>
           <w:rPr>
             <w:rStyle w:val="Hyperlink"/>
